--- a/Knowledge/3-Work knowledge/1-Software Engineering/2-Testing/5-My Source/1-ISTQB Foundation Level/5-Test Management/5-Test Techniques/3-Types of Experience-Based Techniques/1-Types of Experience-Based Techniques.docx
+++ b/Knowledge/3-Work knowledge/1-Software Engineering/2-Testing/5-My Source/1-ISTQB Foundation Level/5-Test Management/5-Test Techniques/3-Types of Experience-Based Techniques/1-Types of Experience-Based Techniques.docx
@@ -33,60 +33,77 @@
       </w:pPr>
       <w:r>
         <w:rPr>
+          <w:rFonts w:ascii="Arial" w:eastAsia="Arial" w:hAnsi="Arial" w:cs="Arial"/>
           <w:b/>
-          <w:shd w:val="clear" w:color="auto" w:fill="B7B7B7"/>
-        </w:rPr>
-        <w:t># Source</w:t>
-      </w:r>
-      <w:r>
-        <w:rPr>
-          <w:shd w:val="clear" w:color="auto" w:fill="B7B7B7"/>
-        </w:rPr>
-        <w:t xml:space="preserve">: </w:t>
-      </w:r>
-      <w:proofErr w:type="spellStart"/>
-      <w:r>
-        <w:rPr>
+          <w:color w:val="000000"/>
+          <w:sz w:val="18"/>
+          <w:highlight w:val="lightGray"/>
+        </w:rPr>
+        <w:t># Source: AI Source: Provided by: [Data Path</w:t>
+      </w:r>
+      <w:r>
+        <w:rPr>
+          <w:rFonts w:ascii="Arial" w:eastAsia="Arial" w:hAnsi="Arial" w:cs="Arial"/>
+          <w:color w:val="000000"/>
+          <w:sz w:val="18"/>
+          <w:highlight w:val="lightGray"/>
+        </w:rPr>
+        <w:t xml:space="preserve">: Persons Table -&gt; ID Column: 1, Name_En Column: Motasem Essam] -&gt; </w:t>
+      </w:r>
+      <w:r>
+        <w:rPr>
+          <w:rFonts w:ascii="Arial" w:eastAsia="Arial" w:hAnsi="Arial" w:cs="Arial"/>
           <w:b/>
-          <w:shd w:val="clear" w:color="auto" w:fill="B7B7B7"/>
-        </w:rPr>
-        <w:t>Chatgpt</w:t>
-      </w:r>
-      <w:proofErr w:type="spellEnd"/>
-      <w:r>
-        <w:rPr>
+          <w:color w:val="000000"/>
+          <w:sz w:val="18"/>
+          <w:highlight w:val="lightGray"/>
+        </w:rPr>
+        <w:t>From:</w:t>
+      </w:r>
+      <w:r>
+        <w:rPr>
+          <w:rFonts w:ascii="Arial" w:eastAsia="Arial" w:hAnsi="Arial" w:cs="Arial"/>
+          <w:color w:val="000000"/>
+          <w:sz w:val="18"/>
+          <w:highlight w:val="lightGray"/>
+        </w:rPr>
+        <w:t xml:space="preserve"> [Chatgpt (GPT</w:t>
+      </w:r>
+      <w:r>
+        <w:rPr>
+          <w:rFonts w:ascii="Arial" w:eastAsia="Arial" w:hAnsi="Arial" w:cs="Cambria Math"/>
+          <w:color w:val="000000"/>
+          <w:sz w:val="18"/>
+          <w:highlight w:val="lightGray"/>
+        </w:rPr>
+        <w:t>‑</w:t>
+      </w:r>
+      <w:r>
+        <w:rPr>
+          <w:rFonts w:ascii="Arial" w:eastAsia="Arial" w:hAnsi="Arial" w:cs="Arial"/>
+          <w:color w:val="000000"/>
+          <w:sz w:val="18"/>
+          <w:highlight w:val="lightGray"/>
+        </w:rPr>
+        <w:t xml:space="preserve">5 Mini)] </w:t>
+      </w:r>
+      <w:r>
+        <w:rPr>
+          <w:rFonts w:ascii="Arial" w:eastAsia="Arial" w:hAnsi="Arial" w:cs="Arial"/>
           <w:b/>
-          <w:shd w:val="clear" w:color="auto" w:fill="B7B7B7"/>
-        </w:rPr>
-        <w:t xml:space="preserve"> </w:t>
-      </w:r>
-      <w:r>
-        <w:rPr>
-          <w:b/>
-          <w:sz w:val="14"/>
-          <w:szCs w:val="14"/>
-          <w:shd w:val="clear" w:color="auto" w:fill="B7B7B7"/>
-        </w:rPr>
-        <w:t>(GPT</w:t>
-      </w:r>
-      <w:r>
-        <w:rPr>
-          <w:rFonts w:ascii="Cambria Math" w:hAnsi="Cambria Math" w:cs="Cambria Math"/>
-          <w:b/>
-          <w:sz w:val="14"/>
-          <w:szCs w:val="14"/>
-          <w:shd w:val="clear" w:color="auto" w:fill="B7B7B7"/>
-        </w:rPr>
-        <w:t>‑</w:t>
-      </w:r>
-      <w:r>
-        <w:rPr>
-          <w:b/>
-          <w:sz w:val="14"/>
-          <w:szCs w:val="14"/>
-          <w:shd w:val="clear" w:color="auto" w:fill="B7B7B7"/>
-        </w:rPr>
-        <w:t>5 Mini) at [8/16/2025]</w:t>
+          <w:color w:val="000000"/>
+          <w:sz w:val="18"/>
+          <w:highlight w:val="lightGray"/>
+        </w:rPr>
+        <w:t>on</w:t>
+      </w:r>
+      <w:r>
+        <w:rPr>
+          <w:rFonts w:ascii="Arial" w:eastAsia="Arial" w:hAnsi="Arial"/>
+          <w:sz w:val="18"/>
+          <w:highlight w:val="lightGray"/>
+        </w:rPr>
+        <w:t xml:space="preserve"> [8/16/2025]</w:t>
       </w:r>
     </w:p>
     <w:p>
@@ -95,7 +112,7 @@
           <w:ilvl w:val="0"/>
           <w:numId w:val="1"/>
         </w:numPr>
-        <w:spacing w:before="240"/>
+        <w:spacing w:before="240" w:after="0" w:line="276" w:lineRule="auto"/>
         <w:rPr>
           <w:rFonts w:ascii="Roboto Mono" w:eastAsia="Roboto Mono" w:hAnsi="Roboto Mono" w:cs="Roboto Mono"/>
         </w:rPr>
@@ -121,6 +138,7 @@
           <w:ilvl w:val="1"/>
           <w:numId w:val="1"/>
         </w:numPr>
+        <w:spacing w:after="0" w:line="276" w:lineRule="auto"/>
         <w:rPr>
           <w:rFonts w:ascii="Roboto Mono" w:eastAsia="Roboto Mono" w:hAnsi="Roboto Mono" w:cs="Roboto Mono"/>
         </w:rPr>
@@ -144,6 +162,7 @@
           <w:ilvl w:val="1"/>
           <w:numId w:val="1"/>
         </w:numPr>
+        <w:spacing w:after="0" w:line="276" w:lineRule="auto"/>
         <w:rPr>
           <w:rFonts w:ascii="Roboto Mono" w:eastAsia="Roboto Mono" w:hAnsi="Roboto Mono" w:cs="Roboto Mono"/>
         </w:rPr>
@@ -167,6 +186,7 @@
           <w:ilvl w:val="0"/>
           <w:numId w:val="1"/>
         </w:numPr>
+        <w:spacing w:after="0" w:line="276" w:lineRule="auto"/>
         <w:rPr>
           <w:rFonts w:ascii="Roboto Mono" w:eastAsia="Roboto Mono" w:hAnsi="Roboto Mono" w:cs="Roboto Mono"/>
         </w:rPr>
@@ -192,6 +212,7 @@
           <w:ilvl w:val="1"/>
           <w:numId w:val="1"/>
         </w:numPr>
+        <w:spacing w:after="0" w:line="276" w:lineRule="auto"/>
       </w:pPr>
       <w:r>
         <w:rPr>
@@ -225,6 +246,7 @@
           <w:ilvl w:val="1"/>
           <w:numId w:val="1"/>
         </w:numPr>
+        <w:spacing w:after="0" w:line="276" w:lineRule="auto"/>
         <w:rPr>
           <w:rFonts w:ascii="Roboto Mono" w:eastAsia="Roboto Mono" w:hAnsi="Roboto Mono" w:cs="Roboto Mono"/>
         </w:rPr>
@@ -248,6 +270,7 @@
           <w:ilvl w:val="1"/>
           <w:numId w:val="1"/>
         </w:numPr>
+        <w:spacing w:after="0" w:line="276" w:lineRule="auto"/>
         <w:rPr>
           <w:rFonts w:ascii="Roboto Mono" w:eastAsia="Roboto Mono" w:hAnsi="Roboto Mono" w:cs="Roboto Mono"/>
         </w:rPr>
@@ -271,6 +294,7 @@
           <w:ilvl w:val="0"/>
           <w:numId w:val="1"/>
         </w:numPr>
+        <w:spacing w:after="0" w:line="276" w:lineRule="auto"/>
         <w:rPr>
           <w:rFonts w:ascii="Roboto Mono" w:eastAsia="Roboto Mono" w:hAnsi="Roboto Mono" w:cs="Roboto Mono"/>
         </w:rPr>
@@ -296,6 +320,7 @@
           <w:ilvl w:val="1"/>
           <w:numId w:val="1"/>
         </w:numPr>
+        <w:spacing w:after="0" w:line="276" w:lineRule="auto"/>
       </w:pPr>
       <w:r>
         <w:rPr>
@@ -329,6 +354,7 @@
           <w:ilvl w:val="0"/>
           <w:numId w:val="1"/>
         </w:numPr>
+        <w:spacing w:after="0" w:line="276" w:lineRule="auto"/>
         <w:rPr>
           <w:rFonts w:ascii="Roboto Mono" w:eastAsia="Roboto Mono" w:hAnsi="Roboto Mono" w:cs="Roboto Mono"/>
         </w:rPr>
@@ -354,7 +380,7 @@
           <w:ilvl w:val="1"/>
           <w:numId w:val="1"/>
         </w:numPr>
-        <w:spacing w:after="240"/>
+        <w:spacing w:after="240" w:line="276" w:lineRule="auto"/>
         <w:rPr>
           <w:rFonts w:ascii="Roboto Mono" w:eastAsia="Roboto Mono" w:hAnsi="Roboto Mono" w:cs="Roboto Mono"/>
         </w:rPr>
@@ -366,12 +392,13 @@
         <w:t>Intentionally stressing or misusing the system to break it (e.g., trying SQL injection, load spikes, or unusual user actions).</w:t>
       </w:r>
     </w:p>
+    <w:p/>
     <w:p/>
     <w:sectPr>
       <w:pgSz w:w="12240" w:h="15840"/>
       <w:pgMar w:top="1440" w:right="1440" w:bottom="1440" w:left="1440" w:header="720" w:footer="720" w:gutter="0"/>
-      <w:pgNumType w:start="1"/>
       <w:cols w:space="720"/>
+      <w:docGrid w:linePitch="360"/>
     </w:sectPr>
   </w:body>
 </w:document>
@@ -898,18 +925,6 @@
   <w:style w:type="paragraph" w:default="1" w:styleId="Normal">
     <w:name w:val="Normal"/>
     <w:qFormat/>
-    <w:rsid w:val="003221D7"/>
-    <w:pPr>
-      <w:spacing w:after="0" w:line="276" w:lineRule="auto"/>
-    </w:pPr>
-    <w:rPr>
-      <w:rFonts w:ascii="Arial" w:eastAsia="Arial" w:hAnsi="Arial" w:cs="Arial"/>
-      <w:kern w:val="0"/>
-      <w:sz w:val="22"/>
-      <w:szCs w:val="22"/>
-      <w:lang w:val="en"/>
-      <w14:ligatures w14:val="none"/>
-    </w:rPr>
   </w:style>
   <w:style w:type="paragraph" w:styleId="Heading1">
     <w:name w:val="heading 1"/>
@@ -918,7 +933,7 @@
     <w:link w:val="Heading1Char"/>
     <w:uiPriority w:val="9"/>
     <w:qFormat/>
-    <w:rsid w:val="001609FD"/>
+    <w:rsid w:val="00455107"/>
     <w:pPr>
       <w:keepNext/>
       <w:keepLines/>
@@ -941,7 +956,7 @@
     <w:semiHidden/>
     <w:unhideWhenUsed/>
     <w:qFormat/>
-    <w:rsid w:val="001609FD"/>
+    <w:rsid w:val="00455107"/>
     <w:pPr>
       <w:keepNext/>
       <w:keepLines/>
@@ -963,7 +978,7 @@
     <w:uiPriority w:val="9"/>
     <w:unhideWhenUsed/>
     <w:qFormat/>
-    <w:rsid w:val="001609FD"/>
+    <w:rsid w:val="00455107"/>
     <w:pPr>
       <w:keepNext/>
       <w:keepLines/>
@@ -986,7 +1001,7 @@
     <w:semiHidden/>
     <w:unhideWhenUsed/>
     <w:qFormat/>
-    <w:rsid w:val="001609FD"/>
+    <w:rsid w:val="00455107"/>
     <w:pPr>
       <w:keepNext/>
       <w:keepLines/>
@@ -1009,7 +1024,7 @@
     <w:semiHidden/>
     <w:unhideWhenUsed/>
     <w:qFormat/>
-    <w:rsid w:val="001609FD"/>
+    <w:rsid w:val="00455107"/>
     <w:pPr>
       <w:keepNext/>
       <w:keepLines/>
@@ -1030,11 +1045,11 @@
     <w:semiHidden/>
     <w:unhideWhenUsed/>
     <w:qFormat/>
-    <w:rsid w:val="001609FD"/>
+    <w:rsid w:val="00455107"/>
     <w:pPr>
       <w:keepNext/>
       <w:keepLines/>
-      <w:spacing w:before="40"/>
+      <w:spacing w:before="40" w:after="0"/>
       <w:outlineLvl w:val="5"/>
     </w:pPr>
     <w:rPr>
@@ -1053,11 +1068,11 @@
     <w:semiHidden/>
     <w:unhideWhenUsed/>
     <w:qFormat/>
-    <w:rsid w:val="001609FD"/>
+    <w:rsid w:val="00455107"/>
     <w:pPr>
       <w:keepNext/>
       <w:keepLines/>
-      <w:spacing w:before="40"/>
+      <w:spacing w:before="40" w:after="0"/>
       <w:outlineLvl w:val="6"/>
     </w:pPr>
     <w:rPr>
@@ -1074,10 +1089,11 @@
     <w:semiHidden/>
     <w:unhideWhenUsed/>
     <w:qFormat/>
-    <w:rsid w:val="001609FD"/>
+    <w:rsid w:val="00455107"/>
     <w:pPr>
       <w:keepNext/>
       <w:keepLines/>
+      <w:spacing w:after="0"/>
       <w:outlineLvl w:val="7"/>
     </w:pPr>
     <w:rPr>
@@ -1096,10 +1112,11 @@
     <w:semiHidden/>
     <w:unhideWhenUsed/>
     <w:qFormat/>
-    <w:rsid w:val="001609FD"/>
+    <w:rsid w:val="00455107"/>
     <w:pPr>
       <w:keepNext/>
       <w:keepLines/>
+      <w:spacing w:after="0"/>
       <w:outlineLvl w:val="8"/>
     </w:pPr>
     <w:rPr>
@@ -1139,7 +1156,7 @@
     <w:basedOn w:val="DefaultParagraphFont"/>
     <w:link w:val="Heading1"/>
     <w:uiPriority w:val="9"/>
-    <w:rsid w:val="001609FD"/>
+    <w:rsid w:val="00455107"/>
     <w:rPr>
       <w:rFonts w:asciiTheme="majorHAnsi" w:eastAsiaTheme="majorEastAsia" w:hAnsiTheme="majorHAnsi" w:cstheme="majorBidi"/>
       <w:color w:val="2F5496" w:themeColor="accent1" w:themeShade="BF"/>
@@ -1153,7 +1170,7 @@
     <w:link w:val="Heading2"/>
     <w:uiPriority w:val="9"/>
     <w:semiHidden/>
-    <w:rsid w:val="001609FD"/>
+    <w:rsid w:val="00455107"/>
     <w:rPr>
       <w:rFonts w:asciiTheme="majorHAnsi" w:eastAsiaTheme="majorEastAsia" w:hAnsiTheme="majorHAnsi" w:cstheme="majorBidi"/>
       <w:color w:val="2F5496" w:themeColor="accent1" w:themeShade="BF"/>
@@ -1166,7 +1183,7 @@
     <w:basedOn w:val="DefaultParagraphFont"/>
     <w:link w:val="Heading3"/>
     <w:uiPriority w:val="9"/>
-    <w:rsid w:val="001609FD"/>
+    <w:rsid w:val="00455107"/>
     <w:rPr>
       <w:rFonts w:eastAsiaTheme="majorEastAsia" w:cstheme="majorBidi"/>
       <w:color w:val="2F5496" w:themeColor="accent1" w:themeShade="BF"/>
@@ -1180,7 +1197,7 @@
     <w:link w:val="Heading4"/>
     <w:uiPriority w:val="9"/>
     <w:semiHidden/>
-    <w:rsid w:val="001609FD"/>
+    <w:rsid w:val="00455107"/>
     <w:rPr>
       <w:rFonts w:eastAsiaTheme="majorEastAsia" w:cstheme="majorBidi"/>
       <w:i/>
@@ -1194,7 +1211,7 @@
     <w:link w:val="Heading5"/>
     <w:uiPriority w:val="9"/>
     <w:semiHidden/>
-    <w:rsid w:val="001609FD"/>
+    <w:rsid w:val="00455107"/>
     <w:rPr>
       <w:rFonts w:eastAsiaTheme="majorEastAsia" w:cstheme="majorBidi"/>
       <w:color w:val="2F5496" w:themeColor="accent1" w:themeShade="BF"/>
@@ -1206,7 +1223,7 @@
     <w:link w:val="Heading6"/>
     <w:uiPriority w:val="9"/>
     <w:semiHidden/>
-    <w:rsid w:val="001609FD"/>
+    <w:rsid w:val="00455107"/>
     <w:rPr>
       <w:rFonts w:eastAsiaTheme="majorEastAsia" w:cstheme="majorBidi"/>
       <w:i/>
@@ -1220,7 +1237,7 @@
     <w:link w:val="Heading7"/>
     <w:uiPriority w:val="9"/>
     <w:semiHidden/>
-    <w:rsid w:val="001609FD"/>
+    <w:rsid w:val="00455107"/>
     <w:rPr>
       <w:rFonts w:eastAsiaTheme="majorEastAsia" w:cstheme="majorBidi"/>
       <w:color w:val="595959" w:themeColor="text1" w:themeTint="A6"/>
@@ -1232,7 +1249,7 @@
     <w:link w:val="Heading8"/>
     <w:uiPriority w:val="9"/>
     <w:semiHidden/>
-    <w:rsid w:val="001609FD"/>
+    <w:rsid w:val="00455107"/>
     <w:rPr>
       <w:rFonts w:eastAsiaTheme="majorEastAsia" w:cstheme="majorBidi"/>
       <w:i/>
@@ -1246,7 +1263,7 @@
     <w:link w:val="Heading9"/>
     <w:uiPriority w:val="9"/>
     <w:semiHidden/>
-    <w:rsid w:val="001609FD"/>
+    <w:rsid w:val="00455107"/>
     <w:rPr>
       <w:rFonts w:eastAsiaTheme="majorEastAsia" w:cstheme="majorBidi"/>
       <w:color w:val="272727" w:themeColor="text1" w:themeTint="D8"/>
@@ -1259,7 +1276,7 @@
     <w:link w:val="TitleChar"/>
     <w:uiPriority w:val="10"/>
     <w:qFormat/>
-    <w:rsid w:val="001609FD"/>
+    <w:rsid w:val="00455107"/>
     <w:pPr>
       <w:spacing w:after="80" w:line="240" w:lineRule="auto"/>
       <w:contextualSpacing/>
@@ -1277,7 +1294,7 @@
     <w:basedOn w:val="DefaultParagraphFont"/>
     <w:link w:val="Title"/>
     <w:uiPriority w:val="10"/>
-    <w:rsid w:val="001609FD"/>
+    <w:rsid w:val="00455107"/>
     <w:rPr>
       <w:rFonts w:asciiTheme="majorHAnsi" w:eastAsiaTheme="majorEastAsia" w:hAnsiTheme="majorHAnsi" w:cstheme="majorBidi"/>
       <w:spacing w:val="-10"/>
@@ -1293,7 +1310,7 @@
     <w:link w:val="SubtitleChar"/>
     <w:uiPriority w:val="11"/>
     <w:qFormat/>
-    <w:rsid w:val="001609FD"/>
+    <w:rsid w:val="00455107"/>
     <w:pPr>
       <w:numPr>
         <w:ilvl w:val="1"/>
@@ -1312,7 +1329,7 @@
     <w:basedOn w:val="DefaultParagraphFont"/>
     <w:link w:val="Subtitle"/>
     <w:uiPriority w:val="11"/>
-    <w:rsid w:val="001609FD"/>
+    <w:rsid w:val="00455107"/>
     <w:rPr>
       <w:rFonts w:eastAsiaTheme="majorEastAsia" w:cstheme="majorBidi"/>
       <w:color w:val="595959" w:themeColor="text1" w:themeTint="A6"/>
@@ -1328,7 +1345,7 @@
     <w:link w:val="QuoteChar"/>
     <w:uiPriority w:val="29"/>
     <w:qFormat/>
-    <w:rsid w:val="001609FD"/>
+    <w:rsid w:val="00455107"/>
     <w:pPr>
       <w:spacing w:before="160"/>
       <w:jc w:val="center"/>
@@ -1344,7 +1361,7 @@
     <w:basedOn w:val="DefaultParagraphFont"/>
     <w:link w:val="Quote"/>
     <w:uiPriority w:val="29"/>
-    <w:rsid w:val="001609FD"/>
+    <w:rsid w:val="00455107"/>
     <w:rPr>
       <w:i/>
       <w:iCs/>
@@ -1356,7 +1373,7 @@
     <w:basedOn w:val="Normal"/>
     <w:uiPriority w:val="34"/>
     <w:qFormat/>
-    <w:rsid w:val="001609FD"/>
+    <w:rsid w:val="00455107"/>
     <w:pPr>
       <w:ind w:left="720"/>
       <w:contextualSpacing/>
@@ -1367,7 +1384,7 @@
     <w:basedOn w:val="DefaultParagraphFont"/>
     <w:uiPriority w:val="21"/>
     <w:qFormat/>
-    <w:rsid w:val="001609FD"/>
+    <w:rsid w:val="00455107"/>
     <w:rPr>
       <w:i/>
       <w:iCs/>
@@ -1381,7 +1398,7 @@
     <w:link w:val="IntenseQuoteChar"/>
     <w:uiPriority w:val="30"/>
     <w:qFormat/>
-    <w:rsid w:val="001609FD"/>
+    <w:rsid w:val="00455107"/>
     <w:pPr>
       <w:pBdr>
         <w:top w:val="single" w:sz="4" w:space="10" w:color="2F5496" w:themeColor="accent1" w:themeShade="BF"/>
@@ -1402,7 +1419,7 @@
     <w:basedOn w:val="DefaultParagraphFont"/>
     <w:link w:val="IntenseQuote"/>
     <w:uiPriority w:val="30"/>
-    <w:rsid w:val="001609FD"/>
+    <w:rsid w:val="00455107"/>
     <w:rPr>
       <w:i/>
       <w:iCs/>
@@ -1414,7 +1431,7 @@
     <w:basedOn w:val="DefaultParagraphFont"/>
     <w:uiPriority w:val="32"/>
     <w:qFormat/>
-    <w:rsid w:val="001609FD"/>
+    <w:rsid w:val="00455107"/>
     <w:rPr>
       <w:b/>
       <w:bCs/>
